--- a/reports/Care_Transition_Research_Paper.docx
+++ b/reports/Care_Transition_Research_Paper.docx
@@ -14230,6 +14230,14 @@
       <w:pPr>
         <w:spacing w:after="160" w:line="360" w:lineRule="auto"/>
         <w:jc w:val="both"/>
+        <w:rPr>
+          <w:rFonts w:ascii="Consolas" w:eastAsia="Times New Roman" w:hAnsi="Consolas" w:cs="Times New Roman"/>
+          <w:b/>
+          <w:bCs/>
+          <w:color w:val="FFFFFF"/>
+          <w:sz w:val="21"/>
+          <w:szCs w:val="21"/>
+        </w:rPr>
       </w:pPr>
       <w:r>
         <w:rPr>
@@ -14237,6 +14245,59 @@
         </w:rPr>
         <w:t>For questions regarding methodology, data sources, or the accompanying dashboard, please refer to the project repository and documentation accompanying this submission.</w:t>
       </w:r>
+      <w:r>
+        <w:rPr>
+          <w:rFonts w:ascii="Consolas" w:eastAsia="Times New Roman" w:hAnsi="Consolas" w:cs="Times New Roman"/>
+          <w:b/>
+          <w:bCs/>
+          <w:color w:val="FFFFFF"/>
+          <w:sz w:val="21"/>
+          <w:szCs w:val="21"/>
+        </w:rPr>
+        <w:t xml:space="preserve"> </w:t>
+      </w:r>
+    </w:p>
+    <w:p>
+      <w:pPr>
+        <w:spacing w:after="160" w:line="360" w:lineRule="auto"/>
+        <w:jc w:val="both"/>
+        <w:rPr>
+          <w:rFonts w:ascii="Times New Roman" w:hAnsi="Times New Roman" w:cs="Times New Roman"/>
+        </w:rPr>
+      </w:pPr>
+      <w:r>
+        <w:rPr>
+          <w:rFonts w:ascii="Times New Roman" w:hAnsi="Times New Roman" w:cs="Times New Roman"/>
+          <w:b/>
+          <w:bCs/>
+        </w:rPr>
+        <w:t xml:space="preserve">GitHub </w:t>
+      </w:r>
+      <w:proofErr w:type="gramStart"/>
+      <w:r>
+        <w:rPr>
+          <w:rFonts w:ascii="Times New Roman" w:hAnsi="Times New Roman" w:cs="Times New Roman"/>
+          <w:b/>
+          <w:bCs/>
+        </w:rPr>
+        <w:t>Repository :</w:t>
+      </w:r>
+      <w:proofErr w:type="gramEnd"/>
+      <w:r>
+        <w:rPr>
+          <w:rFonts w:ascii="Times New Roman" w:hAnsi="Times New Roman" w:cs="Times New Roman"/>
+        </w:rPr>
+        <w:t xml:space="preserve"> </w:t>
+      </w:r>
+      <w:hyperlink r:id="rId19" w:history="1">
+        <w:r>
+          <w:rPr>
+            <w:rStyle w:val="Hyperlink"/>
+            <w:rFonts w:ascii="Times New Roman" w:hAnsi="Times New Roman" w:cs="Times New Roman"/>
+          </w:rPr>
+          <w:t>https://github.com/Sandhya-Rani-Dash/Care-Transition-Efficiency-Placement-Outcome-Analytics</w:t>
+        </w:r>
+      </w:hyperlink>
     </w:p>
     <w:p>
       <w:pPr>
@@ -14247,8 +14308,8 @@
       </w:pPr>
     </w:p>
     <w:sectPr>
-      <w:headerReference w:type="default" r:id="rId19"/>
-      <w:footerReference w:type="default" r:id="rId20"/>
+      <w:headerReference w:type="default" r:id="rId20"/>
+      <w:footerReference w:type="default" r:id="rId21"/>
       <w:pgSz w:w="12240" w:h="15840"/>
       <w:pgMar w:top="1440" w:right="1440" w:bottom="1440" w:left="1440" w:header="708" w:footer="708" w:gutter="0"/>
       <w:cols w:space="720"/>
@@ -15491,7 +15552,6 @@
   <w:style w:type="character" w:default="1" w:styleId="DefaultParagraphFont">
     <w:name w:val="Default Paragraph Font"/>
     <w:uiPriority w:val="1"/>
-    <w:semiHidden/>
     <w:unhideWhenUsed/>
   </w:style>
   <w:style w:type="table" w:default="1" w:styleId="TableNormal">
@@ -15757,6 +15817,18 @@
       <w:color w:val="0B3C5D"/>
       <w:sz w:val="25"/>
       <w:szCs w:val="25"/>
+    </w:rPr>
+  </w:style>
+  <w:style w:type="character" w:styleId="UnresolvedMention">
+    <w:name w:val="Unresolved Mention"/>
+    <w:basedOn w:val="DefaultParagraphFont"/>
+    <w:uiPriority w:val="99"/>
+    <w:semiHidden/>
+    <w:unhideWhenUsed/>
+    <w:rsid w:val="00734EC8"/>
+    <w:rPr>
+      <w:color w:val="605E5C"/>
+      <w:shd w:val="clear" w:color="auto" w:fill="E1DFDD"/>
     </w:rPr>
   </w:style>
 </w:styles>
